--- a/DOC_專題文件/初審/初版.docx
+++ b/DOC_專題文件/初審/初版.docx
@@ -178,6 +178,494 @@
       </w:r>
       <w:r>
         <w:t>預期產出具備影像辨識、障礙物提醒與文字朗讀功能的硬體雛形。系統將搭載穩定的作業系統，並能順暢運行於行動環境中，提供使用者低延遲的語音輔助服務。</w:t>
+      </w:r>
+    </w:p>
+    <w:p>
+      <w:pPr>
+        <w:rPr>
+          <w:b/>
+          <w:bCs/>
+        </w:rPr>
+      </w:pPr>
+      <w:r>
+        <w:rPr>
+          <w:rFonts w:hint="eastAsia"/>
+          <w:b/>
+          <w:bCs/>
+        </w:rPr>
+        <w:t>第</w:t>
+      </w:r>
+      <w:r>
+        <w:rPr>
+          <w:b/>
+          <w:bCs/>
+        </w:rPr>
+        <w:t>2</w:t>
+      </w:r>
+      <w:r>
+        <w:rPr>
+          <w:rFonts w:hint="eastAsia"/>
+          <w:b/>
+          <w:bCs/>
+        </w:rPr>
+        <w:t>章</w:t>
+      </w:r>
+      <w:r>
+        <w:rPr>
+          <w:b/>
+          <w:bCs/>
+        </w:rPr>
+        <w:t xml:space="preserve"> </w:t>
+      </w:r>
+      <w:r>
+        <w:rPr>
+          <w:rFonts w:hint="eastAsia"/>
+          <w:b/>
+          <w:bCs/>
+        </w:rPr>
+        <w:t>營運計畫</w:t>
+      </w:r>
+    </w:p>
+    <w:p>
+      <w:r>
+        <w:rPr>
+          <w:b/>
+          <w:bCs/>
+        </w:rPr>
+        <w:t xml:space="preserve">2-1 </w:t>
+      </w:r>
+      <w:r>
+        <w:rPr>
+          <w:rFonts w:hint="eastAsia"/>
+          <w:b/>
+          <w:bCs/>
+        </w:rPr>
+        <w:t>可行性分析</w:t>
+      </w:r>
+      <w:r>
+        <w:t xml:space="preserve"> </w:t>
+      </w:r>
+      <w:r>
+        <w:rPr>
+          <w:rFonts w:hint="eastAsia"/>
+        </w:rPr>
+        <w:t>本專案在技術上採用成熟的微型電腦環境與</w:t>
+      </w:r>
+      <w:r>
+        <w:t xml:space="preserve"> OpenAI API </w:t>
+      </w:r>
+      <w:r>
+        <w:rPr>
+          <w:rFonts w:hint="eastAsia"/>
+        </w:rPr>
+        <w:t>進行開發，具備高度技術可行性。經濟上，選用市售通用微型運算板與鏡頭，能有效降低開發與量產成本。</w:t>
+      </w:r>
+      <w:r>
+        <w:t xml:space="preserve"> </w:t>
+      </w:r>
+      <w:r>
+        <w:rPr>
+          <w:b/>
+          <w:bCs/>
+        </w:rPr>
+        <w:t xml:space="preserve">2-2 </w:t>
+      </w:r>
+      <w:r>
+        <w:rPr>
+          <w:rFonts w:hint="eastAsia"/>
+          <w:b/>
+          <w:bCs/>
+        </w:rPr>
+        <w:t>商業模式－</w:t>
+      </w:r>
+      <w:r>
+        <w:rPr>
+          <w:b/>
+          <w:bCs/>
+        </w:rPr>
+        <w:t>Business model</w:t>
+      </w:r>
+      <w:r>
+        <w:t xml:space="preserve"> </w:t>
+      </w:r>
+      <w:r>
+        <w:rPr>
+          <w:rFonts w:hint="eastAsia"/>
+        </w:rPr>
+        <w:t>除了一般的</w:t>
+      </w:r>
+      <w:r>
+        <w:t xml:space="preserve"> B2C </w:t>
+      </w:r>
+      <w:r>
+        <w:rPr>
+          <w:rFonts w:hint="eastAsia"/>
+        </w:rPr>
+        <w:t>終端銷售外，</w:t>
+      </w:r>
+      <w:r>
+        <w:t>CSR (</w:t>
+      </w:r>
+      <w:r>
+        <w:rPr>
+          <w:rFonts w:hint="eastAsia"/>
+        </w:rPr>
+        <w:t>企業社會責任</w:t>
+      </w:r>
+      <w:r>
+        <w:t xml:space="preserve">) </w:t>
+      </w:r>
+      <w:r>
+        <w:rPr>
+          <w:rFonts w:hint="eastAsia"/>
+        </w:rPr>
+        <w:t>也算是一種商業模式。本專案計畫與</w:t>
+      </w:r>
+      <w:proofErr w:type="gramStart"/>
+      <w:r>
+        <w:rPr>
+          <w:rFonts w:hint="eastAsia"/>
+        </w:rPr>
+        <w:t>視障社福</w:t>
+      </w:r>
+      <w:proofErr w:type="gramEnd"/>
+      <w:r>
+        <w:rPr>
+          <w:rFonts w:hint="eastAsia"/>
+        </w:rPr>
+        <w:t>團體合作，透過企業贊助的方式提供給需要的弱勢視障者。</w:t>
+      </w:r>
+      <w:r>
+        <w:t xml:space="preserve"> </w:t>
+      </w:r>
+      <w:r>
+        <w:rPr>
+          <w:b/>
+          <w:bCs/>
+        </w:rPr>
+        <w:t xml:space="preserve">2-3 </w:t>
+      </w:r>
+      <w:r>
+        <w:rPr>
+          <w:rFonts w:hint="eastAsia"/>
+          <w:b/>
+          <w:bCs/>
+        </w:rPr>
+        <w:t>市場分析－</w:t>
+      </w:r>
+      <w:r>
+        <w:rPr>
+          <w:b/>
+          <w:bCs/>
+        </w:rPr>
+        <w:t>STP</w:t>
+      </w:r>
+    </w:p>
+    <w:p>
+      <w:pPr>
+        <w:numPr>
+          <w:ilvl w:val="0"/>
+          <w:numId w:val="3"/>
+        </w:numPr>
+      </w:pPr>
+      <w:r>
+        <w:rPr>
+          <w:rFonts w:hint="eastAsia"/>
+          <w:b/>
+          <w:bCs/>
+        </w:rPr>
+        <w:t>市場區隔</w:t>
+      </w:r>
+      <w:r>
+        <w:rPr>
+          <w:b/>
+          <w:bCs/>
+        </w:rPr>
+        <w:t xml:space="preserve"> (Segmentation)</w:t>
+      </w:r>
+      <w:r>
+        <w:rPr>
+          <w:rFonts w:hint="eastAsia"/>
+        </w:rPr>
+        <w:t>：具備不同程度視覺障礙、有日常獨立外出需求、對科技輔具接受度不同的人群。</w:t>
+      </w:r>
+    </w:p>
+    <w:p>
+      <w:pPr>
+        <w:numPr>
+          <w:ilvl w:val="0"/>
+          <w:numId w:val="3"/>
+        </w:numPr>
+      </w:pPr>
+      <w:r>
+        <w:rPr>
+          <w:rFonts w:hint="eastAsia"/>
+          <w:b/>
+          <w:bCs/>
+        </w:rPr>
+        <w:t>目標市場</w:t>
+      </w:r>
+      <w:r>
+        <w:rPr>
+          <w:b/>
+          <w:bCs/>
+        </w:rPr>
+        <w:t xml:space="preserve"> (Targeting)</w:t>
+      </w:r>
+      <w:r>
+        <w:rPr>
+          <w:rFonts w:hint="eastAsia"/>
+        </w:rPr>
+        <w:t>：以尋求平價且功能多樣化智慧輔具的輕至</w:t>
+      </w:r>
+      <w:proofErr w:type="gramStart"/>
+      <w:r>
+        <w:rPr>
+          <w:rFonts w:hint="eastAsia"/>
+        </w:rPr>
+        <w:t>重度視障</w:t>
+      </w:r>
+      <w:proofErr w:type="gramEnd"/>
+      <w:r>
+        <w:rPr>
+          <w:rFonts w:hint="eastAsia"/>
+        </w:rPr>
+        <w:t>者為核心。</w:t>
+      </w:r>
+    </w:p>
+    <w:p>
+      <w:pPr>
+        <w:numPr>
+          <w:ilvl w:val="0"/>
+          <w:numId w:val="3"/>
+        </w:numPr>
+      </w:pPr>
+      <w:r>
+        <w:rPr>
+          <w:rFonts w:hint="eastAsia"/>
+          <w:b/>
+          <w:bCs/>
+        </w:rPr>
+        <w:t>市場定位</w:t>
+      </w:r>
+      <w:r>
+        <w:rPr>
+          <w:b/>
+          <w:bCs/>
+        </w:rPr>
+        <w:t xml:space="preserve"> (Positioning)</w:t>
+      </w:r>
+      <w:r>
+        <w:rPr>
+          <w:rFonts w:hint="eastAsia"/>
+        </w:rPr>
+        <w:t>：主打「</w:t>
+      </w:r>
+      <w:r>
+        <w:t>AI</w:t>
+      </w:r>
+      <w:r>
+        <w:rPr>
+          <w:rFonts w:hint="eastAsia"/>
+        </w:rPr>
+        <w:t>即時語音導盲」，定位為平價、輕便、且具有高度擴充性的隨身智能助理。</w:t>
+      </w:r>
+      <w:r>
+        <w:t xml:space="preserve"> </w:t>
+      </w:r>
+      <w:r>
+        <w:rPr>
+          <w:b/>
+          <w:bCs/>
+        </w:rPr>
+        <w:t xml:space="preserve">2-4 </w:t>
+      </w:r>
+      <w:r>
+        <w:rPr>
+          <w:rFonts w:hint="eastAsia"/>
+          <w:b/>
+          <w:bCs/>
+        </w:rPr>
+        <w:t>競爭力分析</w:t>
+      </w:r>
+      <w:r>
+        <w:rPr>
+          <w:b/>
+          <w:bCs/>
+        </w:rPr>
+        <w:t>SWOT-TOWS</w:t>
+      </w:r>
+      <w:r>
+        <w:rPr>
+          <w:rFonts w:hint="eastAsia"/>
+          <w:b/>
+          <w:bCs/>
+        </w:rPr>
+        <w:t>或五力分析</w:t>
+      </w:r>
+    </w:p>
+    <w:p>
+      <w:pPr>
+        <w:numPr>
+          <w:ilvl w:val="0"/>
+          <w:numId w:val="3"/>
+        </w:numPr>
+      </w:pPr>
+      <w:r>
+        <w:rPr>
+          <w:rFonts w:hint="eastAsia"/>
+          <w:b/>
+          <w:bCs/>
+        </w:rPr>
+        <w:t>優勢</w:t>
+      </w:r>
+      <w:r>
+        <w:rPr>
+          <w:b/>
+          <w:bCs/>
+        </w:rPr>
+        <w:t xml:space="preserve"> (Strengths)</w:t>
+      </w:r>
+      <w:r>
+        <w:rPr>
+          <w:rFonts w:hint="eastAsia"/>
+        </w:rPr>
+        <w:t>：導入最新</w:t>
+      </w:r>
+      <w:r>
+        <w:t xml:space="preserve"> OpenAI </w:t>
+      </w:r>
+      <w:r>
+        <w:rPr>
+          <w:rFonts w:hint="eastAsia"/>
+        </w:rPr>
+        <w:t>視覺模型，辨識精</w:t>
+      </w:r>
+      <w:proofErr w:type="gramStart"/>
+      <w:r>
+        <w:rPr>
+          <w:rFonts w:hint="eastAsia"/>
+        </w:rPr>
+        <w:t>準</w:t>
+      </w:r>
+      <w:proofErr w:type="gramEnd"/>
+      <w:r>
+        <w:rPr>
+          <w:rFonts w:hint="eastAsia"/>
+        </w:rPr>
+        <w:t>度高。</w:t>
+      </w:r>
+    </w:p>
+    <w:p>
+      <w:pPr>
+        <w:numPr>
+          <w:ilvl w:val="0"/>
+          <w:numId w:val="3"/>
+        </w:numPr>
+      </w:pPr>
+      <w:r>
+        <w:rPr>
+          <w:rFonts w:hint="eastAsia"/>
+          <w:b/>
+          <w:bCs/>
+        </w:rPr>
+        <w:t>劣勢</w:t>
+      </w:r>
+      <w:r>
+        <w:rPr>
+          <w:b/>
+          <w:bCs/>
+        </w:rPr>
+        <w:t xml:space="preserve"> (Weaknesses)</w:t>
+      </w:r>
+      <w:r>
+        <w:rPr>
+          <w:rFonts w:hint="eastAsia"/>
+        </w:rPr>
+        <w:t>：依賴網路連線品質以確保</w:t>
+      </w:r>
+      <w:r>
+        <w:t xml:space="preserve"> API </w:t>
+      </w:r>
+      <w:r>
+        <w:rPr>
+          <w:rFonts w:hint="eastAsia"/>
+        </w:rPr>
+        <w:t>回應速度。</w:t>
+      </w:r>
+    </w:p>
+    <w:p>
+      <w:pPr>
+        <w:numPr>
+          <w:ilvl w:val="0"/>
+          <w:numId w:val="3"/>
+        </w:numPr>
+      </w:pPr>
+      <w:r>
+        <w:rPr>
+          <w:rFonts w:hint="eastAsia"/>
+          <w:b/>
+          <w:bCs/>
+        </w:rPr>
+        <w:t>機會</w:t>
+      </w:r>
+      <w:r>
+        <w:rPr>
+          <w:b/>
+          <w:bCs/>
+        </w:rPr>
+        <w:t xml:space="preserve"> (Opportunities)</w:t>
+      </w:r>
+      <w:r>
+        <w:rPr>
+          <w:rFonts w:hint="eastAsia"/>
+        </w:rPr>
+        <w:t>：高齡化社會來臨，後天視障者增加，輔具需求擴</w:t>
+      </w:r>
+      <w:r>
+        <w:rPr>
+          <w:rFonts w:hint="eastAsia"/>
+        </w:rPr>
+        <w:lastRenderedPageBreak/>
+        <w:t>大。</w:t>
+      </w:r>
+    </w:p>
+    <w:p>
+      <w:pPr>
+        <w:numPr>
+          <w:ilvl w:val="0"/>
+          <w:numId w:val="3"/>
+        </w:numPr>
+      </w:pPr>
+      <w:r>
+        <w:rPr>
+          <w:rFonts w:hint="eastAsia"/>
+          <w:b/>
+          <w:bCs/>
+        </w:rPr>
+        <w:t>威脅</w:t>
+      </w:r>
+      <w:r>
+        <w:rPr>
+          <w:b/>
+          <w:bCs/>
+        </w:rPr>
+        <w:t xml:space="preserve"> (Threats)</w:t>
+      </w:r>
+      <w:r>
+        <w:rPr>
+          <w:rFonts w:hint="eastAsia"/>
+        </w:rPr>
+        <w:t>：市面上其他科技巨頭可能推出類似的</w:t>
+      </w:r>
+      <w:r>
+        <w:t xml:space="preserve"> AI </w:t>
+      </w:r>
+      <w:r>
+        <w:rPr>
+          <w:rFonts w:hint="eastAsia"/>
+        </w:rPr>
+        <w:t>穿戴式產品。</w:t>
       </w:r>
     </w:p>
     <w:sectPr>
@@ -495,6 +983,30 @@
   </w:num>
   <w:num w:numId="2" w16cid:durableId="2112508741">
     <w:abstractNumId w:val="1"/>
+  </w:num>
+  <w:num w:numId="3" w16cid:durableId="1414547541">
+    <w:abstractNumId w:val="0"/>
+    <w:lvlOverride w:ilvl="0"/>
+    <w:lvlOverride w:ilvl="1"/>
+    <w:lvlOverride w:ilvl="2"/>
+    <w:lvlOverride w:ilvl="3"/>
+    <w:lvlOverride w:ilvl="4"/>
+    <w:lvlOverride w:ilvl="5"/>
+    <w:lvlOverride w:ilvl="6"/>
+    <w:lvlOverride w:ilvl="7"/>
+    <w:lvlOverride w:ilvl="8"/>
+  </w:num>
+  <w:num w:numId="4" w16cid:durableId="1004866982">
+    <w:abstractNumId w:val="1"/>
+    <w:lvlOverride w:ilvl="0"/>
+    <w:lvlOverride w:ilvl="1"/>
+    <w:lvlOverride w:ilvl="2"/>
+    <w:lvlOverride w:ilvl="3"/>
+    <w:lvlOverride w:ilvl="4"/>
+    <w:lvlOverride w:ilvl="5"/>
+    <w:lvlOverride w:ilvl="6"/>
+    <w:lvlOverride w:ilvl="7"/>
+    <w:lvlOverride w:ilvl="8"/>
   </w:num>
 </w:numbering>
 </file>

--- a/DOC_專題文件/初審/初版.docx
+++ b/DOC_專題文件/初審/初版.docx
@@ -667,6 +667,301 @@
         </w:rPr>
         <w:t>穿戴式產品。</w:t>
       </w:r>
+    </w:p>
+    <w:p>
+      <w:pPr>
+        <w:ind w:left="360"/>
+        <w:rPr>
+          <w:b/>
+          <w:bCs/>
+        </w:rPr>
+      </w:pPr>
+      <w:r>
+        <w:rPr>
+          <w:rFonts w:hint="eastAsia"/>
+          <w:b/>
+          <w:bCs/>
+        </w:rPr>
+        <w:t>第</w:t>
+      </w:r>
+      <w:r>
+        <w:rPr>
+          <w:b/>
+          <w:bCs/>
+        </w:rPr>
+        <w:t>3</w:t>
+      </w:r>
+      <w:r>
+        <w:rPr>
+          <w:rFonts w:hint="eastAsia"/>
+          <w:b/>
+          <w:bCs/>
+        </w:rPr>
+        <w:t>章</w:t>
+      </w:r>
+      <w:r>
+        <w:rPr>
+          <w:b/>
+          <w:bCs/>
+        </w:rPr>
+        <w:t xml:space="preserve"> </w:t>
+      </w:r>
+      <w:r>
+        <w:rPr>
+          <w:rFonts w:hint="eastAsia"/>
+          <w:b/>
+          <w:bCs/>
+        </w:rPr>
+        <w:t>系統規格</w:t>
+      </w:r>
+    </w:p>
+    <w:p>
+      <w:pPr>
+        <w:ind w:left="360"/>
+      </w:pPr>
+      <w:r>
+        <w:rPr>
+          <w:b/>
+          <w:bCs/>
+        </w:rPr>
+        <w:t xml:space="preserve">3-1 </w:t>
+      </w:r>
+      <w:r>
+        <w:rPr>
+          <w:rFonts w:hint="eastAsia"/>
+          <w:b/>
+          <w:bCs/>
+        </w:rPr>
+        <w:t>系統架構</w:t>
+      </w:r>
+      <w:r>
+        <w:t xml:space="preserve"> </w:t>
+      </w:r>
+      <w:r>
+        <w:rPr>
+          <w:rFonts w:hint="eastAsia"/>
+        </w:rPr>
+        <w:t>本系統分為終端硬體與雲端服務兩部分。終端硬體負責影像捕捉與語音播放；為確保服務</w:t>
+      </w:r>
+      <w:proofErr w:type="gramStart"/>
+      <w:r>
+        <w:rPr>
+          <w:rFonts w:hint="eastAsia"/>
+        </w:rPr>
+        <w:t>介</w:t>
+      </w:r>
+      <w:proofErr w:type="gramEnd"/>
+      <w:r>
+        <w:rPr>
+          <w:rFonts w:hint="eastAsia"/>
+        </w:rPr>
+        <w:t>接時的安全與穩定性，後端通訊伺服器將透過</w:t>
+      </w:r>
+      <w:r>
+        <w:t xml:space="preserve"> Docker </w:t>
+      </w:r>
+      <w:r>
+        <w:rPr>
+          <w:rFonts w:hint="eastAsia"/>
+        </w:rPr>
+        <w:t>容器化技術進行部署配置。整體系統架構將以圖示方式呈現說明。</w:t>
+      </w:r>
+      <w:r>
+        <w:t xml:space="preserve"> </w:t>
+      </w:r>
+      <w:r>
+        <w:rPr>
+          <w:b/>
+          <w:bCs/>
+        </w:rPr>
+        <w:t xml:space="preserve">3-2 </w:t>
+      </w:r>
+      <w:r>
+        <w:rPr>
+          <w:rFonts w:hint="eastAsia"/>
+          <w:b/>
+          <w:bCs/>
+        </w:rPr>
+        <w:t>系統軟、硬體需求與技術平台</w:t>
+      </w:r>
+    </w:p>
+    <w:p>
+      <w:pPr>
+        <w:numPr>
+          <w:ilvl w:val="0"/>
+          <w:numId w:val="5"/>
+        </w:numPr>
+      </w:pPr>
+      <w:r>
+        <w:rPr>
+          <w:rFonts w:hint="eastAsia"/>
+          <w:b/>
+          <w:bCs/>
+        </w:rPr>
+        <w:t>硬體需求</w:t>
+      </w:r>
+      <w:r>
+        <w:rPr>
+          <w:rFonts w:hint="eastAsia"/>
+        </w:rPr>
+        <w:t>：微型單板電腦、支援高頻寬傳輸標準（如</w:t>
+      </w:r>
+      <w:r>
+        <w:t xml:space="preserve"> USB4 </w:t>
+      </w:r>
+      <w:r>
+        <w:rPr>
+          <w:rFonts w:hint="eastAsia"/>
+        </w:rPr>
+        <w:t>或高速</w:t>
+      </w:r>
+      <w:r>
+        <w:t xml:space="preserve"> Type-C</w:t>
+      </w:r>
+      <w:r>
+        <w:rPr>
+          <w:rFonts w:hint="eastAsia"/>
+        </w:rPr>
+        <w:t>）的</w:t>
+      </w:r>
+      <w:proofErr w:type="gramStart"/>
+      <w:r>
+        <w:rPr>
+          <w:rFonts w:hint="eastAsia"/>
+        </w:rPr>
+        <w:t>連接線材以確保</w:t>
+      </w:r>
+      <w:proofErr w:type="gramEnd"/>
+      <w:r>
+        <w:rPr>
+          <w:rFonts w:hint="eastAsia"/>
+        </w:rPr>
+        <w:t>攝影機影像傳輸無延遲、微型攝影鏡頭、藍牙耳機。</w:t>
+      </w:r>
+    </w:p>
+    <w:p>
+      <w:pPr>
+        <w:numPr>
+          <w:ilvl w:val="0"/>
+          <w:numId w:val="5"/>
+        </w:numPr>
+      </w:pPr>
+      <w:r>
+        <w:rPr>
+          <w:rFonts w:hint="eastAsia"/>
+          <w:b/>
+          <w:bCs/>
+        </w:rPr>
+        <w:t>軟體需求</w:t>
+      </w:r>
+      <w:r>
+        <w:rPr>
+          <w:rFonts w:hint="eastAsia"/>
+        </w:rPr>
+        <w:t>：</w:t>
+      </w:r>
+      <w:r>
+        <w:t xml:space="preserve">Linux </w:t>
+      </w:r>
+      <w:r>
+        <w:rPr>
+          <w:rFonts w:hint="eastAsia"/>
+        </w:rPr>
+        <w:t>作業系統、</w:t>
+      </w:r>
+      <w:r>
+        <w:t xml:space="preserve">Python </w:t>
+      </w:r>
+      <w:r>
+        <w:rPr>
+          <w:rFonts w:hint="eastAsia"/>
+        </w:rPr>
+        <w:t>語言環境、</w:t>
+      </w:r>
+      <w:r>
+        <w:t>Docker</w:t>
+      </w:r>
+      <w:r>
+        <w:rPr>
+          <w:rFonts w:hint="eastAsia"/>
+        </w:rPr>
+        <w:t>、</w:t>
+      </w:r>
+      <w:r>
+        <w:t>OpenAI API</w:t>
+      </w:r>
+      <w:r>
+        <w:rPr>
+          <w:rFonts w:hint="eastAsia"/>
+        </w:rPr>
+        <w:t>、以及為保護資料傳輸安全所導入的基礎</w:t>
+      </w:r>
+      <w:proofErr w:type="gramStart"/>
+      <w:r>
+        <w:rPr>
+          <w:rFonts w:hint="eastAsia"/>
+        </w:rPr>
+        <w:t>密碼學加密</w:t>
+      </w:r>
+      <w:proofErr w:type="gramEnd"/>
+      <w:r>
+        <w:rPr>
+          <w:rFonts w:hint="eastAsia"/>
+        </w:rPr>
+        <w:t>演算法機制。</w:t>
+      </w:r>
+      <w:r>
+        <w:t xml:space="preserve"> </w:t>
+      </w:r>
+      <w:r>
+        <w:rPr>
+          <w:b/>
+          <w:bCs/>
+        </w:rPr>
+        <w:t xml:space="preserve">3-3 </w:t>
+      </w:r>
+      <w:r>
+        <w:rPr>
+          <w:rFonts w:hint="eastAsia"/>
+          <w:b/>
+          <w:bCs/>
+        </w:rPr>
+        <w:t>使用標準與工具</w:t>
+      </w:r>
+      <w:r>
+        <w:t xml:space="preserve"> </w:t>
+      </w:r>
+      <w:r>
+        <w:rPr>
+          <w:rFonts w:hint="eastAsia"/>
+        </w:rPr>
+        <w:t>系統分析與設計階段採用</w:t>
+      </w:r>
+      <w:r>
+        <w:t xml:space="preserve"> UML </w:t>
+      </w:r>
+      <w:r>
+        <w:rPr>
+          <w:rFonts w:hint="eastAsia"/>
+        </w:rPr>
+        <w:t>標準，開發與版本控管使用</w:t>
+      </w:r>
+      <w:r>
+        <w:t xml:space="preserve"> GitHub</w:t>
+      </w:r>
+      <w:r>
+        <w:rPr>
+          <w:rFonts w:hint="eastAsia"/>
+        </w:rPr>
+        <w:t>，並利用相關軟體工程標準進行專案管理。</w:t>
+      </w:r>
+    </w:p>
+    <w:p>
+      <w:pPr>
+        <w:rPr>
+          <w:rFonts w:hint="eastAsia"/>
+        </w:rPr>
+      </w:pPr>
     </w:p>
     <w:sectPr>
       <w:pgSz w:w="11906" w:h="16838"/>
@@ -986,17 +1281,11 @@
   </w:num>
   <w:num w:numId="3" w16cid:durableId="1414547541">
     <w:abstractNumId w:val="0"/>
-    <w:lvlOverride w:ilvl="0"/>
-    <w:lvlOverride w:ilvl="1"/>
-    <w:lvlOverride w:ilvl="2"/>
-    <w:lvlOverride w:ilvl="3"/>
-    <w:lvlOverride w:ilvl="4"/>
-    <w:lvlOverride w:ilvl="5"/>
-    <w:lvlOverride w:ilvl="6"/>
-    <w:lvlOverride w:ilvl="7"/>
-    <w:lvlOverride w:ilvl="8"/>
   </w:num>
   <w:num w:numId="4" w16cid:durableId="1004866982">
+    <w:abstractNumId w:val="1"/>
+  </w:num>
+  <w:num w:numId="5" w16cid:durableId="1467969797">
     <w:abstractNumId w:val="1"/>
     <w:lvlOverride w:ilvl="0"/>
     <w:lvlOverride w:ilvl="1"/>

--- a/DOC_專題文件/初審/初版.docx
+++ b/DOC_專題文件/初審/初版.docx
@@ -670,7 +670,6 @@
     </w:p>
     <w:p>
       <w:pPr>
-        <w:ind w:left="360"/>
         <w:rPr>
           <w:b/>
           <w:bCs/>
@@ -716,9 +715,6 @@
       </w:r>
     </w:p>
     <w:p>
-      <w:pPr>
-        <w:ind w:left="360"/>
-      </w:pPr>
       <w:r>
         <w:rPr>
           <w:b/>
@@ -957,12 +953,196 @@
       </w:r>
     </w:p>
     <w:p>
-      <w:pPr>
-        <w:rPr>
-          <w:rFonts w:hint="eastAsia"/>
-        </w:rPr>
-      </w:pPr>
+      <w:r>
+        <w:rPr>
+          <w:rFonts w:hint="eastAsia"/>
+          <w:b/>
+          <w:bCs/>
+        </w:rPr>
+        <w:t>第</w:t>
+      </w:r>
+      <w:r>
+        <w:rPr>
+          <w:b/>
+          <w:bCs/>
+        </w:rPr>
+        <w:t>4</w:t>
+      </w:r>
+      <w:r>
+        <w:rPr>
+          <w:rFonts w:hint="eastAsia"/>
+          <w:b/>
+          <w:bCs/>
+        </w:rPr>
+        <w:t>章</w:t>
+      </w:r>
+      <w:r>
+        <w:rPr>
+          <w:b/>
+          <w:bCs/>
+        </w:rPr>
+        <w:t xml:space="preserve"> </w:t>
+      </w:r>
+      <w:r>
+        <w:rPr>
+          <w:rFonts w:hint="eastAsia"/>
+          <w:b/>
+          <w:bCs/>
+        </w:rPr>
+        <w:t>專案時程與組織分工</w:t>
+      </w:r>
     </w:p>
+    <w:p>
+      <w:r>
+        <w:rPr>
+          <w:b/>
+          <w:bCs/>
+        </w:rPr>
+        <w:t xml:space="preserve">4-1 </w:t>
+      </w:r>
+      <w:r>
+        <w:rPr>
+          <w:rFonts w:hint="eastAsia"/>
+          <w:b/>
+          <w:bCs/>
+        </w:rPr>
+        <w:t>專案時程</w:t>
+      </w:r>
+      <w:r>
+        <w:t xml:space="preserve"> </w:t>
+      </w:r>
+      <w:r>
+        <w:rPr>
+          <w:rFonts w:hint="eastAsia"/>
+        </w:rPr>
+        <w:t>專案為期一年（二學期）之規劃與控管，分為需求訪談、硬體採購、系統分析、核心程式開發與效能測試等階段，將以甘特圖詳列進度。</w:t>
+      </w:r>
+      <w:r>
+        <w:t xml:space="preserve"> </w:t>
+      </w:r>
+      <w:r>
+        <w:rPr>
+          <w:b/>
+          <w:bCs/>
+        </w:rPr>
+        <w:t xml:space="preserve">4-2 </w:t>
+      </w:r>
+      <w:r>
+        <w:rPr>
+          <w:rFonts w:hint="eastAsia"/>
+          <w:b/>
+          <w:bCs/>
+        </w:rPr>
+        <w:t>專案組織與分工</w:t>
+      </w:r>
+      <w:r>
+        <w:t xml:space="preserve"> </w:t>
+      </w:r>
+      <w:r>
+        <w:rPr>
+          <w:rFonts w:hint="eastAsia"/>
+        </w:rPr>
+        <w:t>依據系統手冊範本建立表格，詳細記載硬體組裝、後端開發、文件撰寫等項目。每一項將指派</w:t>
+      </w:r>
+      <w:r>
+        <w:t xml:space="preserve"> 1 </w:t>
+      </w:r>
+      <w:r>
+        <w:rPr>
+          <w:rFonts w:hint="eastAsia"/>
+        </w:rPr>
+        <w:t>位主要負責人，次要負責人最多</w:t>
+      </w:r>
+      <w:r>
+        <w:t xml:space="preserve"> 2 </w:t>
+      </w:r>
+      <w:r>
+        <w:rPr>
+          <w:rFonts w:hint="eastAsia"/>
+        </w:rPr>
+        <w:t>位。</w:t>
+      </w:r>
+      <w:r>
+        <w:t xml:space="preserve"> </w:t>
+      </w:r>
+      <w:r>
+        <w:rPr>
+          <w:b/>
+          <w:bCs/>
+        </w:rPr>
+        <w:t xml:space="preserve">4-3 </w:t>
+      </w:r>
+      <w:r>
+        <w:rPr>
+          <w:rFonts w:hint="eastAsia"/>
+          <w:b/>
+          <w:bCs/>
+        </w:rPr>
+        <w:t>上傳</w:t>
+      </w:r>
+      <w:r>
+        <w:rPr>
+          <w:b/>
+          <w:bCs/>
+        </w:rPr>
+        <w:t>GitHub</w:t>
+      </w:r>
+      <w:r>
+        <w:rPr>
+          <w:rFonts w:hint="eastAsia"/>
+          <w:b/>
+          <w:bCs/>
+        </w:rPr>
+        <w:t>紀錄</w:t>
+      </w:r>
+      <w:r>
+        <w:t xml:space="preserve"> </w:t>
+      </w:r>
+      <w:r>
+        <w:rPr>
+          <w:rFonts w:hint="eastAsia"/>
+        </w:rPr>
+        <w:t>此節將放置團隊成員上傳</w:t>
+      </w:r>
+      <w:r>
+        <w:t xml:space="preserve"> GitHub </w:t>
+      </w:r>
+      <w:r>
+        <w:rPr>
+          <w:rFonts w:hint="eastAsia"/>
+        </w:rPr>
+        <w:t>的</w:t>
+      </w:r>
+      <w:proofErr w:type="gramStart"/>
+      <w:r>
+        <w:rPr>
+          <w:rFonts w:hint="eastAsia"/>
+        </w:rPr>
+        <w:t>紀錄截圖</w:t>
+      </w:r>
+      <w:proofErr w:type="gramEnd"/>
+      <w:r>
+        <w:rPr>
+          <w:rFonts w:hint="eastAsia"/>
+        </w:rPr>
+        <w:t>，並依規定在圖標題明確標</w:t>
+      </w:r>
+      <w:proofErr w:type="gramStart"/>
+      <w:r>
+        <w:rPr>
+          <w:rFonts w:hint="eastAsia"/>
+        </w:rPr>
+        <w:t>註</w:t>
+      </w:r>
+      <w:proofErr w:type="gramEnd"/>
+      <w:r>
+        <w:rPr>
+          <w:rFonts w:hint="eastAsia"/>
+        </w:rPr>
+        <w:t>每位同學的中文姓名及學號。</w:t>
+      </w:r>
+    </w:p>
+    <w:p/>
     <w:sectPr>
       <w:pgSz w:w="11906" w:h="16838"/>
       <w:pgMar w:top="1440" w:right="1800" w:bottom="1440" w:left="1800" w:header="851" w:footer="992" w:gutter="0"/>
@@ -1287,15 +1467,6 @@
   </w:num>
   <w:num w:numId="5" w16cid:durableId="1467969797">
     <w:abstractNumId w:val="1"/>
-    <w:lvlOverride w:ilvl="0"/>
-    <w:lvlOverride w:ilvl="1"/>
-    <w:lvlOverride w:ilvl="2"/>
-    <w:lvlOverride w:ilvl="3"/>
-    <w:lvlOverride w:ilvl="4"/>
-    <w:lvlOverride w:ilvl="5"/>
-    <w:lvlOverride w:ilvl="6"/>
-    <w:lvlOverride w:ilvl="7"/>
-    <w:lvlOverride w:ilvl="8"/>
   </w:num>
 </w:numbering>
 </file>
@@ -1905,6 +2076,7 @@
   <w:style w:type="character" w:default="1" w:styleId="a0">
     <w:name w:val="Default Paragraph Font"/>
     <w:uiPriority w:val="1"/>
+    <w:semiHidden/>
     <w:unhideWhenUsed/>
   </w:style>
   <w:style w:type="table" w:default="1" w:styleId="a1">

--- a/DOC_專題文件/初審/初版.docx
+++ b/DOC_專題文件/初審/初版.docx
@@ -1142,7 +1142,246 @@
         <w:t>每位同學的中文姓名及學號。</w:t>
       </w:r>
     </w:p>
-    <w:p/>
+    <w:p>
+      <w:pPr>
+        <w:rPr>
+          <w:b/>
+          <w:bCs/>
+        </w:rPr>
+      </w:pPr>
+      <w:r>
+        <w:rPr>
+          <w:rFonts w:hint="eastAsia"/>
+          <w:b/>
+          <w:bCs/>
+        </w:rPr>
+        <w:t>第</w:t>
+      </w:r>
+      <w:r>
+        <w:rPr>
+          <w:b/>
+          <w:bCs/>
+        </w:rPr>
+        <w:t>5</w:t>
+      </w:r>
+      <w:r>
+        <w:rPr>
+          <w:rFonts w:hint="eastAsia"/>
+          <w:b/>
+          <w:bCs/>
+        </w:rPr>
+        <w:t>章</w:t>
+      </w:r>
+      <w:r>
+        <w:rPr>
+          <w:b/>
+          <w:bCs/>
+        </w:rPr>
+        <w:t xml:space="preserve"> </w:t>
+      </w:r>
+      <w:r>
+        <w:rPr>
+          <w:rFonts w:hint="eastAsia"/>
+          <w:b/>
+          <w:bCs/>
+        </w:rPr>
+        <w:t>需求模型</w:t>
+      </w:r>
+    </w:p>
+    <w:p>
+      <w:r>
+        <w:rPr>
+          <w:b/>
+          <w:bCs/>
+        </w:rPr>
+        <w:t xml:space="preserve">5-1 </w:t>
+      </w:r>
+      <w:r>
+        <w:rPr>
+          <w:rFonts w:hint="eastAsia"/>
+          <w:b/>
+          <w:bCs/>
+        </w:rPr>
+        <w:t>使用者需求</w:t>
+      </w:r>
+      <w:r>
+        <w:t xml:space="preserve"> </w:t>
+      </w:r>
+      <w:r>
+        <w:rPr>
+          <w:rFonts w:hint="eastAsia"/>
+        </w:rPr>
+        <w:t>分功能需求與非功能需求兩部分描述：功能需求包含系統需能拍攝前方影像、轉換為語音描述；非功能需求包含</w:t>
+      </w:r>
+      <w:proofErr w:type="gramStart"/>
+      <w:r>
+        <w:rPr>
+          <w:rFonts w:hint="eastAsia"/>
+        </w:rPr>
+        <w:t>設備需輕量化</w:t>
+      </w:r>
+      <w:proofErr w:type="gramEnd"/>
+      <w:r>
+        <w:rPr>
+          <w:rFonts w:hint="eastAsia"/>
+        </w:rPr>
+        <w:t>、傳輸過程需具備網路安全防護。</w:t>
+      </w:r>
+      <w:r>
+        <w:t xml:space="preserve"> </w:t>
+      </w:r>
+      <w:r>
+        <w:rPr>
+          <w:b/>
+          <w:bCs/>
+        </w:rPr>
+        <w:t xml:space="preserve">5-2 </w:t>
+      </w:r>
+      <w:r>
+        <w:rPr>
+          <w:rFonts w:hint="eastAsia"/>
+          <w:b/>
+          <w:bCs/>
+        </w:rPr>
+        <w:t>使用個案圖</w:t>
+      </w:r>
+      <w:r>
+        <w:rPr>
+          <w:b/>
+          <w:bCs/>
+        </w:rPr>
+        <w:t xml:space="preserve"> (Use case diagram)</w:t>
+      </w:r>
+      <w:r>
+        <w:t xml:space="preserve"> </w:t>
+      </w:r>
+      <w:r>
+        <w:rPr>
+          <w:rFonts w:hint="eastAsia"/>
+        </w:rPr>
+        <w:t>繪製包含「視障使用者」與「</w:t>
+      </w:r>
+      <w:r>
+        <w:t>OpenAI</w:t>
+      </w:r>
+      <w:r>
+        <w:rPr>
+          <w:rFonts w:hint="eastAsia"/>
+        </w:rPr>
+        <w:t>雲端服務」的個案圖，涵蓋「環境辨識」、「文字朗讀」等核心個案。</w:t>
+      </w:r>
+      <w:r>
+        <w:t xml:space="preserve"> </w:t>
+      </w:r>
+      <w:r>
+        <w:rPr>
+          <w:b/>
+          <w:bCs/>
+        </w:rPr>
+        <w:t xml:space="preserve">5-3 </w:t>
+      </w:r>
+      <w:r>
+        <w:rPr>
+          <w:rFonts w:hint="eastAsia"/>
+          <w:b/>
+          <w:bCs/>
+        </w:rPr>
+        <w:t>使用個案描述</w:t>
+      </w:r>
+      <w:r>
+        <w:t xml:space="preserve"> </w:t>
+      </w:r>
+      <w:r>
+        <w:rPr>
+          <w:rFonts w:hint="eastAsia"/>
+        </w:rPr>
+        <w:t>使用活動圖</w:t>
+      </w:r>
+      <w:r>
+        <w:t xml:space="preserve"> (Activity diagram) </w:t>
+      </w:r>
+      <w:r>
+        <w:rPr>
+          <w:rFonts w:hint="eastAsia"/>
+        </w:rPr>
+        <w:t>描述視障使用者觸發設備後，系統處理影像並回饋語音的完整流程。</w:t>
+      </w:r>
+      <w:r>
+        <w:t xml:space="preserve"> </w:t>
+      </w:r>
+      <w:r>
+        <w:rPr>
+          <w:b/>
+          <w:bCs/>
+        </w:rPr>
+        <w:t xml:space="preserve">5-4 </w:t>
+      </w:r>
+      <w:r>
+        <w:rPr>
+          <w:rFonts w:hint="eastAsia"/>
+          <w:b/>
+          <w:bCs/>
+        </w:rPr>
+        <w:t>分析類別圖</w:t>
+      </w:r>
+      <w:r>
+        <w:rPr>
+          <w:b/>
+          <w:bCs/>
+        </w:rPr>
+        <w:t xml:space="preserve"> (Analysis class diagram)</w:t>
+      </w:r>
+      <w:r>
+        <w:t xml:space="preserve"> </w:t>
+      </w:r>
+      <w:r>
+        <w:rPr>
+          <w:rFonts w:hint="eastAsia"/>
+        </w:rPr>
+        <w:t>定義諸如</w:t>
+      </w:r>
+      <w:r>
+        <w:t xml:space="preserve"> </w:t>
+      </w:r>
+      <w:proofErr w:type="spellStart"/>
+      <w:r>
+        <w:t>CameraControl</w:t>
+      </w:r>
+      <w:proofErr w:type="spellEnd"/>
+      <w:r>
+        <w:t xml:space="preserve">, </w:t>
+      </w:r>
+      <w:proofErr w:type="spellStart"/>
+      <w:r>
+        <w:t>EncryptionHandler</w:t>
+      </w:r>
+      <w:proofErr w:type="spellEnd"/>
+      <w:r>
+        <w:t xml:space="preserve">, </w:t>
+      </w:r>
+      <w:proofErr w:type="spellStart"/>
+      <w:r>
+        <w:t>APIClient</w:t>
+      </w:r>
+      <w:proofErr w:type="spellEnd"/>
+      <w:r>
+        <w:t xml:space="preserve">, </w:t>
+      </w:r>
+      <w:proofErr w:type="spellStart"/>
+      <w:r>
+        <w:t>AudioOutput</w:t>
+      </w:r>
+      <w:proofErr w:type="spellEnd"/>
+      <w:r>
+        <w:t xml:space="preserve"> </w:t>
+      </w:r>
+      <w:r>
+        <w:rPr>
+          <w:rFonts w:hint="eastAsia"/>
+        </w:rPr>
+        <w:t>等核心分析類別與物件圖。</w:t>
+      </w:r>
+    </w:p>
     <w:sectPr>
       <w:pgSz w:w="11906" w:h="16838"/>
       <w:pgMar w:top="1440" w:right="1800" w:bottom="1440" w:left="1800" w:header="851" w:footer="992" w:gutter="0"/>
@@ -1467,6 +1706,18 @@
   </w:num>
   <w:num w:numId="5" w16cid:durableId="1467969797">
     <w:abstractNumId w:val="1"/>
+  </w:num>
+  <w:num w:numId="6" w16cid:durableId="1734965700">
+    <w:abstractNumId w:val="1"/>
+    <w:lvlOverride w:ilvl="0"/>
+    <w:lvlOverride w:ilvl="1"/>
+    <w:lvlOverride w:ilvl="2"/>
+    <w:lvlOverride w:ilvl="3"/>
+    <w:lvlOverride w:ilvl="4"/>
+    <w:lvlOverride w:ilvl="5"/>
+    <w:lvlOverride w:ilvl="6"/>
+    <w:lvlOverride w:ilvl="7"/>
+    <w:lvlOverride w:ilvl="8"/>
   </w:num>
 </w:numbering>
 </file>
@@ -2076,7 +2327,6 @@
   <w:style w:type="character" w:default="1" w:styleId="a0">
     <w:name w:val="Default Paragraph Font"/>
     <w:uiPriority w:val="1"/>
-    <w:semiHidden/>
     <w:unhideWhenUsed/>
   </w:style>
   <w:style w:type="table" w:default="1" w:styleId="a1">

--- a/DOC_專題文件/初審/初版.docx
+++ b/DOC_專題文件/初審/初版.docx
@@ -1380,6 +1380,160 @@
           <w:rFonts w:hint="eastAsia"/>
         </w:rPr>
         <w:t>等核心分析類別與物件圖。</w:t>
+      </w:r>
+    </w:p>
+    <w:p>
+      <w:pPr>
+        <w:rPr>
+          <w:b/>
+          <w:bCs/>
+        </w:rPr>
+      </w:pPr>
+      <w:r>
+        <w:rPr>
+          <w:rFonts w:hint="eastAsia"/>
+          <w:b/>
+          <w:bCs/>
+        </w:rPr>
+        <w:lastRenderedPageBreak/>
+        <w:t>第</w:t>
+      </w:r>
+      <w:r>
+        <w:rPr>
+          <w:b/>
+          <w:bCs/>
+        </w:rPr>
+        <w:t>6</w:t>
+      </w:r>
+      <w:r>
+        <w:rPr>
+          <w:rFonts w:hint="eastAsia"/>
+          <w:b/>
+          <w:bCs/>
+        </w:rPr>
+        <w:t>章</w:t>
+      </w:r>
+      <w:r>
+        <w:rPr>
+          <w:b/>
+          <w:bCs/>
+        </w:rPr>
+        <w:t xml:space="preserve"> </w:t>
+      </w:r>
+      <w:r>
+        <w:rPr>
+          <w:rFonts w:hint="eastAsia"/>
+          <w:b/>
+          <w:bCs/>
+        </w:rPr>
+        <w:t>設計模型</w:t>
+      </w:r>
+    </w:p>
+    <w:p>
+      <w:r>
+        <w:rPr>
+          <w:i/>
+          <w:iCs/>
+        </w:rPr>
+        <w:t>(</w:t>
+      </w:r>
+      <w:r>
+        <w:rPr>
+          <w:rFonts w:hint="eastAsia"/>
+          <w:i/>
+          <w:iCs/>
+        </w:rPr>
+        <w:t>提醒：請於繳交時刪除標題中「程序或」的字眼，確定為設計模型</w:t>
+      </w:r>
+      <w:r>
+        <w:rPr>
+          <w:i/>
+          <w:iCs/>
+        </w:rPr>
+        <w:t>)</w:t>
+      </w:r>
+      <w:r>
+        <w:t xml:space="preserve"> </w:t>
+      </w:r>
+      <w:r>
+        <w:rPr>
+          <w:b/>
+          <w:bCs/>
+        </w:rPr>
+        <w:t xml:space="preserve">6-1 </w:t>
+      </w:r>
+      <w:r>
+        <w:rPr>
+          <w:rFonts w:hint="eastAsia"/>
+          <w:b/>
+          <w:bCs/>
+        </w:rPr>
+        <w:t>循序圖</w:t>
+      </w:r>
+      <w:r>
+        <w:rPr>
+          <w:b/>
+          <w:bCs/>
+        </w:rPr>
+        <w:t xml:space="preserve"> (Sequential diagram) </w:t>
+      </w:r>
+      <w:r>
+        <w:rPr>
+          <w:rFonts w:hint="eastAsia"/>
+          <w:b/>
+          <w:bCs/>
+        </w:rPr>
+        <w:t>或通訊圖</w:t>
+      </w:r>
+      <w:r>
+        <w:rPr>
+          <w:b/>
+          <w:bCs/>
+        </w:rPr>
+        <w:t xml:space="preserve"> (Communication diagram)</w:t>
+      </w:r>
+      <w:r>
+        <w:t xml:space="preserve"> </w:t>
+      </w:r>
+      <w:r>
+        <w:rPr>
+          <w:rFonts w:hint="eastAsia"/>
+        </w:rPr>
+        <w:t>描繪使用者觸發影像擷取後，設備如何將資料封裝、加密並透過網路送至雲端，再將回傳結果交由語音模組播報的物件互動順序。</w:t>
+      </w:r>
+      <w:r>
+        <w:t xml:space="preserve"> </w:t>
+      </w:r>
+      <w:r>
+        <w:rPr>
+          <w:b/>
+          <w:bCs/>
+        </w:rPr>
+        <w:t xml:space="preserve">6-2 </w:t>
+      </w:r>
+      <w:r>
+        <w:rPr>
+          <w:rFonts w:hint="eastAsia"/>
+          <w:b/>
+          <w:bCs/>
+        </w:rPr>
+        <w:t>設計類別圖</w:t>
+      </w:r>
+      <w:r>
+        <w:rPr>
+          <w:b/>
+          <w:bCs/>
+        </w:rPr>
+        <w:t xml:space="preserve"> (Design class diagram)</w:t>
+      </w:r>
+      <w:r>
+        <w:t xml:space="preserve"> </w:t>
+      </w:r>
+      <w:r>
+        <w:rPr>
+          <w:rFonts w:hint="eastAsia"/>
+        </w:rPr>
+        <w:t>在分析類別圖的基礎上，加入具體的屬性、方法與型態定義。</w:t>
       </w:r>
     </w:p>
     <w:sectPr>

--- a/DOC_專題文件/初審/初版.docx
+++ b/DOC_專題文件/初審/初版.docx
@@ -890,21 +890,7 @@
         <w:rPr>
           <w:rFonts w:hint="eastAsia"/>
         </w:rPr>
-        <w:t>、以及為保護資料傳輸安全所導入的基礎</w:t>
-      </w:r>
-      <w:proofErr w:type="gramStart"/>
-      <w:r>
-        <w:rPr>
-          <w:rFonts w:hint="eastAsia"/>
-        </w:rPr>
-        <w:t>密碼學加密</w:t>
-      </w:r>
-      <w:proofErr w:type="gramEnd"/>
-      <w:r>
-        <w:rPr>
-          <w:rFonts w:hint="eastAsia"/>
-        </w:rPr>
-        <w:t>演算法機制。</w:t>
+        <w:t>、以及為保護資料傳輸安全所導入的基礎密碼學加密演算法機制。</w:t>
       </w:r>
       <w:r>
         <w:t xml:space="preserve"> </w:t>
@@ -1111,35 +1097,7 @@
         <w:rPr>
           <w:rFonts w:hint="eastAsia"/>
         </w:rPr>
-        <w:t>的</w:t>
-      </w:r>
-      <w:proofErr w:type="gramStart"/>
-      <w:r>
-        <w:rPr>
-          <w:rFonts w:hint="eastAsia"/>
-        </w:rPr>
-        <w:t>紀錄截圖</w:t>
-      </w:r>
-      <w:proofErr w:type="gramEnd"/>
-      <w:r>
-        <w:rPr>
-          <w:rFonts w:hint="eastAsia"/>
-        </w:rPr>
-        <w:t>，並依規定在圖標題明確標</w:t>
-      </w:r>
-      <w:proofErr w:type="gramStart"/>
-      <w:r>
-        <w:rPr>
-          <w:rFonts w:hint="eastAsia"/>
-        </w:rPr>
-        <w:t>註</w:t>
-      </w:r>
-      <w:proofErr w:type="gramEnd"/>
-      <w:r>
-        <w:rPr>
-          <w:rFonts w:hint="eastAsia"/>
-        </w:rPr>
-        <w:t>每位同學的中文姓名及學號。</w:t>
+        <w:t>的紀錄截圖，並依規定在圖標題明確標註每位同學的中文姓名及學號。</w:t>
       </w:r>
     </w:p>
     <w:p>
@@ -1211,21 +1169,7 @@
         <w:rPr>
           <w:rFonts w:hint="eastAsia"/>
         </w:rPr>
-        <w:t>分功能需求與非功能需求兩部分描述：功能需求包含系統需能拍攝前方影像、轉換為語音描述；非功能需求包含</w:t>
-      </w:r>
-      <w:proofErr w:type="gramStart"/>
-      <w:r>
-        <w:rPr>
-          <w:rFonts w:hint="eastAsia"/>
-        </w:rPr>
-        <w:t>設備需輕量化</w:t>
-      </w:r>
-      <w:proofErr w:type="gramEnd"/>
-      <w:r>
-        <w:rPr>
-          <w:rFonts w:hint="eastAsia"/>
-        </w:rPr>
-        <w:t>、傳輸過程需具備網路安全防護。</w:t>
+        <w:t>分功能需求與非功能需求兩部分描述：功能需求包含系統需能拍攝前方影像、轉換為語音描述；非功能需求包含設備需輕量化、傳輸過程需具備網路安全防護。</w:t>
       </w:r>
       <w:r>
         <w:t xml:space="preserve"> </w:t>
@@ -1534,6 +1478,226 @@
           <w:rFonts w:hint="eastAsia"/>
         </w:rPr>
         <w:t>在分析類別圖的基礎上，加入具體的屬性、方法與型態定義。</w:t>
+      </w:r>
+    </w:p>
+    <w:p>
+      <w:pPr>
+        <w:rPr>
+          <w:b/>
+          <w:bCs/>
+        </w:rPr>
+      </w:pPr>
+      <w:r>
+        <w:rPr>
+          <w:rFonts w:hint="eastAsia"/>
+          <w:b/>
+          <w:bCs/>
+        </w:rPr>
+        <w:t>第</w:t>
+      </w:r>
+      <w:r>
+        <w:rPr>
+          <w:b/>
+          <w:bCs/>
+        </w:rPr>
+        <w:t>7</w:t>
+      </w:r>
+      <w:r>
+        <w:rPr>
+          <w:rFonts w:hint="eastAsia"/>
+          <w:b/>
+          <w:bCs/>
+        </w:rPr>
+        <w:t>章</w:t>
+      </w:r>
+      <w:r>
+        <w:rPr>
+          <w:b/>
+          <w:bCs/>
+        </w:rPr>
+        <w:t xml:space="preserve"> </w:t>
+      </w:r>
+      <w:r>
+        <w:rPr>
+          <w:rFonts w:hint="eastAsia"/>
+          <w:b/>
+          <w:bCs/>
+        </w:rPr>
+        <w:t>實作模型</w:t>
+      </w:r>
+    </w:p>
+    <w:p>
+      <w:pPr>
+        <w:rPr>
+          <w:rFonts w:hint="eastAsia"/>
+        </w:rPr>
+      </w:pPr>
+      <w:r>
+        <w:rPr>
+          <w:i/>
+          <w:iCs/>
+        </w:rPr>
+        <w:t>(</w:t>
+      </w:r>
+      <w:r>
+        <w:rPr>
+          <w:rFonts w:hint="eastAsia"/>
+          <w:i/>
+          <w:iCs/>
+        </w:rPr>
+        <w:t>提醒：請於繳交時刪除標題中「資料或」的字眼，確定為實作模型</w:t>
+      </w:r>
+      <w:r>
+        <w:rPr>
+          <w:i/>
+          <w:iCs/>
+        </w:rPr>
+        <w:t>)</w:t>
+      </w:r>
+      <w:r>
+        <w:t xml:space="preserve"> </w:t>
+      </w:r>
+      <w:r>
+        <w:rPr>
+          <w:b/>
+          <w:bCs/>
+        </w:rPr>
+        <w:t xml:space="preserve">7-1 </w:t>
+      </w:r>
+      <w:r>
+        <w:rPr>
+          <w:rFonts w:hint="eastAsia"/>
+          <w:b/>
+          <w:bCs/>
+        </w:rPr>
+        <w:t>佈署圖</w:t>
+      </w:r>
+      <w:r>
+        <w:rPr>
+          <w:b/>
+          <w:bCs/>
+        </w:rPr>
+        <w:t xml:space="preserve"> (Deployment diagram)</w:t>
+      </w:r>
+      <w:r>
+        <w:t xml:space="preserve"> </w:t>
+      </w:r>
+      <w:r>
+        <w:rPr>
+          <w:rFonts w:hint="eastAsia"/>
+        </w:rPr>
+        <w:t>展示穿戴設備節點與雲端</w:t>
+      </w:r>
+      <w:r>
+        <w:t xml:space="preserve"> OpenAI API </w:t>
+      </w:r>
+      <w:r>
+        <w:rPr>
+          <w:rFonts w:hint="eastAsia"/>
+        </w:rPr>
+        <w:t>伺服器之間的實體網路拓樸關係。</w:t>
+      </w:r>
+      <w:r>
+        <w:t xml:space="preserve"> </w:t>
+      </w:r>
+      <w:r>
+        <w:rPr>
+          <w:b/>
+          <w:bCs/>
+        </w:rPr>
+        <w:t xml:space="preserve">7-2 </w:t>
+      </w:r>
+      <w:r>
+        <w:rPr>
+          <w:rFonts w:hint="eastAsia"/>
+          <w:b/>
+          <w:bCs/>
+        </w:rPr>
+        <w:t>套件圖</w:t>
+      </w:r>
+      <w:r>
+        <w:rPr>
+          <w:b/>
+          <w:bCs/>
+        </w:rPr>
+        <w:t xml:space="preserve"> (Package diagram)</w:t>
+      </w:r>
+      <w:r>
+        <w:t xml:space="preserve"> </w:t>
+      </w:r>
+      <w:r>
+        <w:rPr>
+          <w:rFonts w:hint="eastAsia"/>
+        </w:rPr>
+        <w:t>將系統劃分為視覺擷取套件、安全通訊套件、語音處理套件等。</w:t>
+      </w:r>
+      <w:r>
+        <w:t xml:space="preserve"> </w:t>
+      </w:r>
+      <w:r>
+        <w:rPr>
+          <w:b/>
+          <w:bCs/>
+        </w:rPr>
+        <w:t xml:space="preserve">7-3 </w:t>
+      </w:r>
+      <w:r>
+        <w:rPr>
+          <w:rFonts w:hint="eastAsia"/>
+          <w:b/>
+          <w:bCs/>
+        </w:rPr>
+        <w:t>元件圖</w:t>
+      </w:r>
+      <w:r>
+        <w:rPr>
+          <w:b/>
+          <w:bCs/>
+        </w:rPr>
+        <w:t xml:space="preserve"> (Component diagram)</w:t>
+      </w:r>
+      <w:r>
+        <w:t xml:space="preserve"> </w:t>
+      </w:r>
+      <w:r>
+        <w:rPr>
+          <w:rFonts w:hint="eastAsia"/>
+        </w:rPr>
+        <w:t>標示各個軟體元件及依賴的外部函式庫關係。</w:t>
+      </w:r>
+      <w:r>
+        <w:t xml:space="preserve"> </w:t>
+      </w:r>
+      <w:r>
+        <w:rPr>
+          <w:b/>
+          <w:bCs/>
+        </w:rPr>
+        <w:t xml:space="preserve">7-4 </w:t>
+      </w:r>
+      <w:r>
+        <w:rPr>
+          <w:rFonts w:hint="eastAsia"/>
+          <w:b/>
+          <w:bCs/>
+        </w:rPr>
+        <w:t>狀態機</w:t>
+      </w:r>
+      <w:r>
+        <w:rPr>
+          <w:b/>
+          <w:bCs/>
+        </w:rPr>
+        <w:t xml:space="preserve"> (State machine)</w:t>
+      </w:r>
+      <w:r>
+        <w:t xml:space="preserve"> </w:t>
+      </w:r>
+      <w:r>
+        <w:rPr>
+          <w:rFonts w:hint="eastAsia"/>
+        </w:rPr>
+        <w:t>描述設備在「待機」、「擷取中」、「雲端分析中」、「語音播報中」等狀態間的轉移條件。</w:t>
       </w:r>
     </w:p>
     <w:sectPr>
@@ -1863,15 +2027,6 @@
   </w:num>
   <w:num w:numId="6" w16cid:durableId="1734965700">
     <w:abstractNumId w:val="1"/>
-    <w:lvlOverride w:ilvl="0"/>
-    <w:lvlOverride w:ilvl="1"/>
-    <w:lvlOverride w:ilvl="2"/>
-    <w:lvlOverride w:ilvl="3"/>
-    <w:lvlOverride w:ilvl="4"/>
-    <w:lvlOverride w:ilvl="5"/>
-    <w:lvlOverride w:ilvl="6"/>
-    <w:lvlOverride w:ilvl="7"/>
-    <w:lvlOverride w:ilvl="8"/>
   </w:num>
 </w:numbering>
 </file>

--- a/DOC_專題文件/初審/初版.docx
+++ b/DOC_專題文件/初審/初版.docx
@@ -539,21 +539,7 @@
         <w:rPr>
           <w:rFonts w:hint="eastAsia"/>
         </w:rPr>
-        <w:t>視覺模型，辨識精</w:t>
-      </w:r>
-      <w:proofErr w:type="gramStart"/>
-      <w:r>
-        <w:rPr>
-          <w:rFonts w:hint="eastAsia"/>
-        </w:rPr>
-        <w:t>準</w:t>
-      </w:r>
-      <w:proofErr w:type="gramEnd"/>
-      <w:r>
-        <w:rPr>
-          <w:rFonts w:hint="eastAsia"/>
-        </w:rPr>
-        <w:t>度高。</w:t>
+        <w:t>視覺模型，辨識精準度高。</w:t>
       </w:r>
     </w:p>
     <w:p>
@@ -737,21 +723,7 @@
         <w:rPr>
           <w:rFonts w:hint="eastAsia"/>
         </w:rPr>
-        <w:t>本系統分為終端硬體與雲端服務兩部分。終端硬體負責影像捕捉與語音播放；為確保服務</w:t>
-      </w:r>
-      <w:proofErr w:type="gramStart"/>
-      <w:r>
-        <w:rPr>
-          <w:rFonts w:hint="eastAsia"/>
-        </w:rPr>
-        <w:t>介</w:t>
-      </w:r>
-      <w:proofErr w:type="gramEnd"/>
-      <w:r>
-        <w:rPr>
-          <w:rFonts w:hint="eastAsia"/>
-        </w:rPr>
-        <w:t>接時的安全與穩定性，後端通訊伺服器將透過</w:t>
+        <w:t>本系統分為終端硬體與雲端服務兩部分。終端硬體負責影像捕捉與語音播放；為確保服務介接時的安全與穩定性，後端通訊伺服器將透過</w:t>
       </w:r>
       <w:r>
         <w:t xml:space="preserve"> Docker </w:t>
@@ -818,21 +790,7 @@
         <w:rPr>
           <w:rFonts w:hint="eastAsia"/>
         </w:rPr>
-        <w:t>）的</w:t>
-      </w:r>
-      <w:proofErr w:type="gramStart"/>
-      <w:r>
-        <w:rPr>
-          <w:rFonts w:hint="eastAsia"/>
-        </w:rPr>
-        <w:t>連接線材以確保</w:t>
-      </w:r>
-      <w:proofErr w:type="gramEnd"/>
-      <w:r>
-        <w:rPr>
-          <w:rFonts w:hint="eastAsia"/>
-        </w:rPr>
-        <w:t>攝影機影像傳輸無延遲、微型攝影鏡頭、藍牙耳機。</w:t>
+        <w:t>）的連接線材以確保攝影機影像傳輸無延遲、微型攝影鏡頭、藍牙耳機。</w:t>
       </w:r>
     </w:p>
     <w:p>
@@ -1527,11 +1485,6 @@
       </w:r>
     </w:p>
     <w:p>
-      <w:pPr>
-        <w:rPr>
-          <w:rFonts w:hint="eastAsia"/>
-        </w:rPr>
-      </w:pPr>
       <w:r>
         <w:rPr>
           <w:i/>
@@ -1698,6 +1651,169 @@
           <w:rFonts w:hint="eastAsia"/>
         </w:rPr>
         <w:t>描述設備在「待機」、「擷取中」、「雲端分析中」、「語音播報中」等狀態間的轉移條件。</w:t>
+      </w:r>
+    </w:p>
+    <w:p>
+      <w:pPr>
+        <w:rPr>
+          <w:b/>
+          <w:bCs/>
+        </w:rPr>
+      </w:pPr>
+      <w:r>
+        <w:rPr>
+          <w:rFonts w:hint="eastAsia"/>
+          <w:b/>
+          <w:bCs/>
+        </w:rPr>
+        <w:t>第</w:t>
+      </w:r>
+      <w:r>
+        <w:rPr>
+          <w:b/>
+          <w:bCs/>
+        </w:rPr>
+        <w:t>8</w:t>
+      </w:r>
+      <w:r>
+        <w:rPr>
+          <w:rFonts w:hint="eastAsia"/>
+          <w:b/>
+          <w:bCs/>
+        </w:rPr>
+        <w:t>章</w:t>
+      </w:r>
+      <w:r>
+        <w:rPr>
+          <w:b/>
+          <w:bCs/>
+        </w:rPr>
+        <w:t xml:space="preserve"> </w:t>
+      </w:r>
+      <w:r>
+        <w:rPr>
+          <w:rFonts w:hint="eastAsia"/>
+          <w:b/>
+          <w:bCs/>
+        </w:rPr>
+        <w:t>資料庫設計</w:t>
+      </w:r>
+    </w:p>
+    <w:p>
+      <w:pPr>
+        <w:rPr>
+          <w:rFonts w:hint="eastAsia"/>
+        </w:rPr>
+      </w:pPr>
+      <w:r>
+        <w:rPr>
+          <w:b/>
+          <w:bCs/>
+        </w:rPr>
+        <w:t xml:space="preserve">8-1 </w:t>
+      </w:r>
+      <w:r>
+        <w:rPr>
+          <w:rFonts w:hint="eastAsia"/>
+          <w:b/>
+          <w:bCs/>
+        </w:rPr>
+        <w:t>資料庫關聯表</w:t>
+      </w:r>
+      <w:r>
+        <w:t xml:space="preserve"> </w:t>
+      </w:r>
+      <w:r>
+        <w:rPr>
+          <w:rFonts w:hint="eastAsia"/>
+        </w:rPr>
+        <w:t>考量系統需儲存使用者的偏好設定與系統運作日誌，設計本地端輕量資料庫的關聯表，並註明參考關係及限制</w:t>
+      </w:r>
+      <w:r>
+        <w:t xml:space="preserve"> (Constraints)</w:t>
+      </w:r>
+      <w:r>
+        <w:rPr>
+          <w:rFonts w:hint="eastAsia"/>
+        </w:rPr>
+        <w:t>。</w:t>
+      </w:r>
+      <w:r>
+        <w:t xml:space="preserve"> </w:t>
+      </w:r>
+      <w:r>
+        <w:rPr>
+          <w:b/>
+          <w:bCs/>
+        </w:rPr>
+        <w:t xml:space="preserve">8-2 </w:t>
+      </w:r>
+      <w:r>
+        <w:rPr>
+          <w:rFonts w:hint="eastAsia"/>
+          <w:b/>
+          <w:bCs/>
+        </w:rPr>
+        <w:t>表格及其</w:t>
+      </w:r>
+      <w:r>
+        <w:rPr>
+          <w:b/>
+          <w:bCs/>
+        </w:rPr>
+        <w:t xml:space="preserve"> Meta data</w:t>
+      </w:r>
+      <w:r>
+        <w:t xml:space="preserve"> </w:t>
+      </w:r>
+      <w:r>
+        <w:rPr>
+          <w:rFonts w:hint="eastAsia"/>
+        </w:rPr>
+        <w:t>詳細列出諸如</w:t>
+      </w:r>
+      <w:r>
+        <w:t xml:space="preserve"> </w:t>
+      </w:r>
+      <w:proofErr w:type="spellStart"/>
+      <w:r>
+        <w:t>UserSettings</w:t>
+      </w:r>
+      <w:proofErr w:type="spellEnd"/>
+      <w:r>
+        <w:t xml:space="preserve"> </w:t>
+      </w:r>
+      <w:r>
+        <w:rPr>
+          <w:rFonts w:hint="eastAsia"/>
+        </w:rPr>
+        <w:t>與</w:t>
+      </w:r>
+      <w:r>
+        <w:t xml:space="preserve"> </w:t>
+      </w:r>
+      <w:proofErr w:type="spellStart"/>
+      <w:r>
+        <w:t>SystemLogs</w:t>
+      </w:r>
+      <w:proofErr w:type="spellEnd"/>
+      <w:r>
+        <w:t xml:space="preserve"> </w:t>
+      </w:r>
+      <w:r>
+        <w:rPr>
+          <w:rFonts w:hint="eastAsia"/>
+        </w:rPr>
+        <w:t>等表格內的欄位名稱、資料型態與主鍵</w:t>
+      </w:r>
+      <w:r>
+        <w:t>/</w:t>
+      </w:r>
+      <w:r>
+        <w:rPr>
+          <w:rFonts w:hint="eastAsia"/>
+        </w:rPr>
+        <w:t>外鍵設定。</w:t>
       </w:r>
     </w:p>
     <w:sectPr>
